--- a/06_산출물_문서/3계층_지침서/WI-808-01_최종검사_지침서.docx
+++ b/06_산출물_문서/3계층_지침서/WI-808-01_최종검사_지침서.docx
@@ -270,11 +270,11 @@
     </w:p>
     <w:tbl>
       <w:tblPr>
-        <w:tblW w:w="8788" w:type="dxa"/>
         <w:tblCellMar>
           <w:left w:w="108" w:type="dxa"/>
           <w:right w:w="108" w:type="dxa"/>
         </w:tblCellMar>
+        <w:tblW w:w="8788" w:type="dxa"/>
         <w:tblBorders>
           <w:top w:val="single" w:sz="4" w:color="2E74B5" w:space="0"/>
           <w:left w:val="single" w:sz="4" w:color="2E74B5" w:space="0"/>
@@ -294,13 +294,13 @@
         <w:tc>
           <w:tcPr>
             <w:tcW w:w="1500" w:type="dxa"/>
-            <w:shd w:val="clear" w:color="auto" w:fill="D9D9D9"/>
             <w:tcMar>
               <w:top w:w="60" w:type="dxa"/>
               <w:left w:w="120" w:type="dxa"/>
               <w:bottom w:w="60" w:type="dxa"/>
               <w:right w:w="120" w:type="dxa"/>
             </w:tcMar>
+            <w:shd w:val="clear" w:color="auto" w:fill="DEEAF1"/>
           </w:tcPr>
           <w:p>
             <w:pPr>
@@ -320,13 +320,13 @@
         <w:tc>
           <w:tcPr>
             <w:tcW w:w="2800" w:type="dxa"/>
-            <w:shd w:val="clear" w:color="auto" w:fill="D9D9D9"/>
             <w:tcMar>
               <w:top w:w="60" w:type="dxa"/>
               <w:left w:w="120" w:type="dxa"/>
               <w:bottom w:w="60" w:type="dxa"/>
               <w:right w:w="120" w:type="dxa"/>
             </w:tcMar>
+            <w:shd w:val="clear" w:color="auto" w:fill="DEEAF1"/>
           </w:tcPr>
           <w:p>
             <w:pPr>
@@ -346,13 +346,13 @@
         <w:tc>
           <w:tcPr>
             <w:tcW w:w="2000" w:type="dxa"/>
-            <w:shd w:val="clear" w:color="auto" w:fill="D9D9D9"/>
             <w:tcMar>
               <w:top w:w="60" w:type="dxa"/>
               <w:left w:w="120" w:type="dxa"/>
               <w:bottom w:w="60" w:type="dxa"/>
               <w:right w:w="120" w:type="dxa"/>
             </w:tcMar>
+            <w:shd w:val="clear" w:color="auto" w:fill="DEEAF1"/>
           </w:tcPr>
           <w:p>
             <w:pPr>
@@ -372,13 +372,13 @@
         <w:tc>
           <w:tcPr>
             <w:tcW w:w="2488" w:type="dxa"/>
-            <w:shd w:val="clear" w:color="auto" w:fill="D9D9D9"/>
             <w:tcMar>
               <w:top w:w="60" w:type="dxa"/>
               <w:left w:w="120" w:type="dxa"/>
               <w:bottom w:w="60" w:type="dxa"/>
               <w:right w:w="120" w:type="dxa"/>
             </w:tcMar>
+            <w:shd w:val="clear" w:color="auto" w:fill="DEEAF1"/>
           </w:tcPr>
           <w:p>
             <w:pPr>
@@ -1104,64 +1104,6 @@
         </w:trPr>
         <w:tc>
           <w:tcPr>
-            <w:tcW w:w="2460" w:type="dxa"/>
-            <w:tcMar>
-              <w:top w:w="60" w:type="dxa"/>
-              <w:left w:w="120" w:type="dxa"/>
-              <w:bottom w:w="60" w:type="dxa"/>
-              <w:right w:w="120" w:type="dxa"/>
-            </w:tcMar>
-            <w:shd w:val="clear" w:color="auto" w:fill="DEEAF1"/>
-          </w:tcPr>
-          <w:p>
-            <w:pPr>
-              <w:pStyle w:val="Compact"/>
-              <w:wordWrap w:val="1"/>
-            </w:pPr>
-            <w:r>
-              <w:t xml:space="preserve">문서번호</w:t>
-            </w:r>
-          </w:p>
-        </w:tc>
-        <w:tc>
-          <w:tcPr>
-            <w:tcW w:w="6328" w:type="dxa"/>
-            <w:tcMar>
-              <w:top w:w="60" w:type="dxa"/>
-              <w:left w:w="120" w:type="dxa"/>
-              <w:bottom w:w="60" w:type="dxa"/>
-              <w:right w:w="120" w:type="dxa"/>
-            </w:tcMar>
-            <w:shd w:val="clear" w:color="auto" w:fill="DEEAF1"/>
-          </w:tcPr>
-          <w:p>
-            <w:pPr>
-              <w:pStyle w:val="Compact"/>
-              <w:wordWrap w:val="1"/>
-            </w:pPr>
-            <w:r>
-              <w:t xml:space="preserve">문서명</w:t>
-            </w:r>
-          </w:p>
-        </w:tc>
-      </w:tr>
-      <w:tr>
-        <w:tc>
-          <w:tcPr>
-            <w:tcW w:w="2460" w:type="dxa"/>
-          </w:tcPr>
-          <w:p>
-            <w:pPr>
-              <w:pStyle w:val="Compact"/>
-            </w:pPr>
-            <w:r>
-              <w:t xml:space="preserve">QP-817</w:t>
-            </w:r>
-          </w:p>
-        </w:tc>
-        <w:tc>
-          <w:tcPr>
-            <w:tcW w:w="6328" w:type="dxa"/>
             <w:tcMar>
               <w:top w:w="60" w:type="dxa"/>
               <w:left w:w="120" w:type="dxa"/>
@@ -1175,20 +1117,7 @@
               <w:wordWrap w:val="1"/>
             </w:pPr>
             <w:r>
-              <w:t xml:space="preserve">최종검사/출시관리 절차서</w:t>
-            </w:r>
-          </w:p>
-        </w:tc>
-      </w:tr>
-      <w:tr>
-        <w:tc>
-          <w:tcPr/>
-          <w:p>
-            <w:pPr>
-              <w:pStyle w:val="Compact"/>
-            </w:pPr>
-            <w:r>
-              <w:t xml:space="preserve">QP-830</w:t>
+              <w:t xml:space="preserve">문서번호</w:t>
             </w:r>
           </w:p>
         </w:tc>
@@ -1207,95 +1136,23 @@
               <w:wordWrap w:val="1"/>
             </w:pPr>
             <w:r>
-              <w:t xml:space="preserve">부적합 관리 절차서</w:t>
-            </w:r>
-          </w:p>
-        </w:tc>
-      </w:tr>
-      <w:tr>
-        <w:tc>
-          <w:tcPr/>
-          <w:p>
-            <w:pPr>
-              <w:pStyle w:val="Compact"/>
-            </w:pPr>
-            <w:r>
-              <w:t xml:space="preserve">F-806-01</w:t>
-            </w:r>
-          </w:p>
-        </w:tc>
-        <w:tc>
-          <w:tcPr>
-            <w:tcW w:w="6328" w:type="dxa"/>
-          </w:tcPr>
-          <w:p>
-            <w:pPr>
-              <w:pStyle w:val="Compact"/>
-            </w:pPr>
-            <w:r>
-              <w:t xml:space="preserve">최종검사 성적서</w:t>
-            </w:r>
-          </w:p>
-        </w:tc>
-      </w:tr>
-      <w:tr>
-        <w:tc>
-          <w:tcPr>
-            <w:tcW w:w="2460" w:type="dxa"/>
-            <w:tcMar>
-              <w:top w:w="60" w:type="dxa"/>
-              <w:left w:w="120" w:type="dxa"/>
-              <w:bottom w:w="60" w:type="dxa"/>
-              <w:right w:w="120" w:type="dxa"/>
-            </w:tcMar>
-          </w:tcPr>
-          <w:p>
-            <w:pPr>
-              <w:pStyle w:val="Compact"/>
-              <w:wordWrap w:val="1"/>
-            </w:pPr>
-            <w:r>
-              <w:t xml:space="preserve">WI-807-01</w:t>
-            </w:r>
-          </w:p>
-        </w:tc>
-        <w:tc>
-          <w:tcPr/>
-          <w:p>
-            <w:pPr>
-              <w:pStyle w:val="Compact"/>
-            </w:pPr>
-            <w:r>
-              <w:t xml:space="preserve">공정검사 작업지침서</w:t>
-            </w:r>
-          </w:p>
-        </w:tc>
-      </w:tr>
-      <w:tr>
-        <w:tc>
-          <w:tcPr/>
-          <w:p>
-            <w:pPr>
-              <w:pStyle w:val="Compact"/>
-            </w:pPr>
-            <w:r>
-              <w:t xml:space="preserve">WI-805-01</w:t>
-            </w:r>
-          </w:p>
-        </w:tc>
-        <w:tc>
-          <w:tcPr/>
-          <w:p>
-            <w:pPr>
-              <w:pStyle w:val="Compact"/>
-            </w:pPr>
-            <w:r>
-              <w:t xml:space="preserve">측정장비 교정 작업지침서</w:t>
-            </w:r>
-          </w:p>
-        </w:tc>
-      </w:tr>
-      <w:tr>
+              <w:t xml:space="preserve">문서명</w:t>
+            </w:r>
+          </w:p>
+        </w:tc>
+      </w:tr>
+      <w:tr>
+        <w:tc>
+          <w:tcPr/>
+          <w:p>
+            <w:pPr>
+              <w:pStyle w:val="Compact"/>
+            </w:pPr>
+            <w:r>
+              <w:t xml:space="preserve">QP-817</w:t>
+            </w:r>
+          </w:p>
+        </w:tc>
         <w:tc>
           <w:tcPr>
             <w:tcMar>
@@ -1311,7 +1168,20 @@
               <w:wordWrap w:val="1"/>
             </w:pPr>
             <w:r>
-              <w:t xml:space="preserve">AS9102</w:t>
+              <w:t xml:space="preserve">최종검사/출시관리 절차서</w:t>
+            </w:r>
+          </w:p>
+        </w:tc>
+      </w:tr>
+      <w:tr>
+        <w:tc>
+          <w:tcPr/>
+          <w:p>
+            <w:pPr>
+              <w:pStyle w:val="Compact"/>
+            </w:pPr>
+            <w:r>
+              <w:t xml:space="preserve">QP-830</w:t>
             </w:r>
           </w:p>
         </w:tc>
@@ -1328,6 +1198,102 @@
             <w:pPr>
               <w:pStyle w:val="Compact"/>
               <w:wordWrap w:val="1"/>
+            </w:pPr>
+            <w:r>
+              <w:t xml:space="preserve">부적합 관리 절차서</w:t>
+            </w:r>
+          </w:p>
+        </w:tc>
+      </w:tr>
+      <w:tr>
+        <w:tc>
+          <w:tcPr/>
+          <w:p>
+            <w:pPr>
+              <w:pStyle w:val="Compact"/>
+            </w:pPr>
+            <w:r>
+              <w:t xml:space="preserve">F-806-01</w:t>
+            </w:r>
+          </w:p>
+        </w:tc>
+        <w:tc>
+          <w:tcPr/>
+          <w:p>
+            <w:pPr>
+              <w:pStyle w:val="Compact"/>
+            </w:pPr>
+            <w:r>
+              <w:t xml:space="preserve">최종검사 성적서</w:t>
+            </w:r>
+          </w:p>
+        </w:tc>
+      </w:tr>
+      <w:tr>
+        <w:tc>
+          <w:tcPr/>
+          <w:p>
+            <w:pPr>
+              <w:pStyle w:val="Compact"/>
+            </w:pPr>
+            <w:r>
+              <w:t xml:space="preserve">WI-807-01</w:t>
+            </w:r>
+          </w:p>
+        </w:tc>
+        <w:tc>
+          <w:tcPr/>
+          <w:p>
+            <w:pPr>
+              <w:pStyle w:val="Compact"/>
+            </w:pPr>
+            <w:r>
+              <w:t xml:space="preserve">공정검사 작업지침서</w:t>
+            </w:r>
+          </w:p>
+        </w:tc>
+      </w:tr>
+      <w:tr>
+        <w:tc>
+          <w:tcPr/>
+          <w:p>
+            <w:pPr>
+              <w:pStyle w:val="Compact"/>
+            </w:pPr>
+            <w:r>
+              <w:t xml:space="preserve">WI-805-01</w:t>
+            </w:r>
+          </w:p>
+        </w:tc>
+        <w:tc>
+          <w:tcPr/>
+          <w:p>
+            <w:pPr>
+              <w:pStyle w:val="Compact"/>
+            </w:pPr>
+            <w:r>
+              <w:t xml:space="preserve">측정장비 교정 작업지침서</w:t>
+            </w:r>
+          </w:p>
+        </w:tc>
+      </w:tr>
+      <w:tr>
+        <w:tc>
+          <w:tcPr/>
+          <w:p>
+            <w:pPr>
+              <w:pStyle w:val="Compact"/>
+            </w:pPr>
+            <w:r>
+              <w:t xml:space="preserve">AS9102</w:t>
+            </w:r>
+          </w:p>
+        </w:tc>
+        <w:tc>
+          <w:tcPr/>
+          <w:p>
+            <w:pPr>
+              <w:pStyle w:val="Compact"/>
             </w:pPr>
             <w:r>
               <w:t xml:space="preserve">First Article Inspection (FAI)</w:t>
@@ -1371,7 +1337,7 @@
         </w:trPr>
         <w:tc>
           <w:tcPr>
-            <w:tcW w:w="2460" w:type="dxa"/>
+            <w:tcW w:w="2866" w:type="dxa"/>
             <w:tcMar>
               <w:top w:w="60" w:type="dxa"/>
               <w:left w:w="120" w:type="dxa"/>
@@ -1392,7 +1358,7 @@
         </w:tc>
         <w:tc>
           <w:tcPr>
-            <w:tcW w:w="6328" w:type="dxa"/>
+            <w:tcW w:w="5922" w:type="dxa"/>
             <w:tcMar>
               <w:top w:w="60" w:type="dxa"/>
               <w:left w:w="120" w:type="dxa"/>
@@ -1414,21 +1380,19 @@
       </w:tr>
       <w:tr>
         <w:tc>
+          <w:tcPr/>
+          <w:p>
+            <w:pPr>
+              <w:pStyle w:val="Compact"/>
+            </w:pPr>
+            <w:r>
+              <w:t xml:space="preserve">OQC</w:t>
+            </w:r>
+          </w:p>
+        </w:tc>
+        <w:tc>
           <w:tcPr>
-            <w:tcW w:w="2460" w:type="dxa"/>
-          </w:tcPr>
-          <w:p>
-            <w:pPr>
-              <w:pStyle w:val="Compact"/>
-            </w:pPr>
-            <w:r>
-              <w:t xml:space="preserve">OQC</w:t>
-            </w:r>
-          </w:p>
-        </w:tc>
-        <w:tc>
-          <w:tcPr>
-            <w:tcW w:w="6328" w:type="dxa"/>
+            <w:tcW w:w="5922" w:type="dxa"/>
             <w:tcMar>
               <w:top w:w="60" w:type="dxa"/>
               <w:left w:w="120" w:type="dxa"/>
@@ -1461,6 +1425,7 @@
         </w:tc>
         <w:tc>
           <w:tcPr>
+            <w:tcW w:w="5922" w:type="dxa"/>
             <w:tcMar>
               <w:top w:w="60" w:type="dxa"/>
               <w:left w:w="120" w:type="dxa"/>
@@ -1492,23 +1457,32 @@
           </w:p>
         </w:tc>
         <w:tc>
+          <w:tcPr/>
+          <w:p>
+            <w:pPr>
+              <w:pStyle w:val="Compact"/>
+            </w:pPr>
+            <w:r>
+              <w:t xml:space="preserve">로트 이동표, 공정 이력을 기록하는 작업 동반 문서</w:t>
+            </w:r>
+          </w:p>
+        </w:tc>
+      </w:tr>
+      <w:tr>
+        <w:tc>
+          <w:tcPr/>
+          <w:p>
+            <w:pPr>
+              <w:pStyle w:val="Compact"/>
+            </w:pPr>
+            <w:r>
+              <w:t xml:space="preserve">AAM</w:t>
+            </w:r>
+          </w:p>
+        </w:tc>
+        <w:tc>
           <w:tcPr>
-            <w:tcW w:w="6328" w:type="dxa"/>
-          </w:tcPr>
-          <w:p>
-            <w:pPr>
-              <w:pStyle w:val="Compact"/>
-            </w:pPr>
-            <w:r>
-              <w:t xml:space="preserve">로트 이동표, 공정 이력을 기록하는 작업 동반 문서</w:t>
-            </w:r>
-          </w:p>
-        </w:tc>
-      </w:tr>
-      <w:tr>
-        <w:tc>
-          <w:tcPr>
-            <w:tcW w:w="2460" w:type="dxa"/>
+            <w:tcW w:w="5922" w:type="dxa"/>
             <w:tcMar>
               <w:top w:w="60" w:type="dxa"/>
               <w:left w:w="120" w:type="dxa"/>
@@ -1522,17 +1496,6 @@
               <w:wordWrap w:val="1"/>
             </w:pPr>
             <w:r>
-              <w:t xml:space="preserve">AAM</w:t>
-            </w:r>
-          </w:p>
-        </w:tc>
-        <w:tc>
-          <w:tcPr/>
-          <w:p>
-            <w:pPr>
-              <w:pStyle w:val="Compact"/>
-            </w:pPr>
-            <w:r>
               <w:t xml:space="preserve">Authorized Acceptance Media, 승인된 합격 표시 (검사 날인/스탬프)</w:t>
             </w:r>
           </w:p>
@@ -1612,18 +1575,10 @@
       </w:tr>
       <w:tr>
         <w:tc>
-          <w:tcPr>
-            <w:tcMar>
-              <w:top w:w="60" w:type="dxa"/>
-              <w:left w:w="120" w:type="dxa"/>
-              <w:bottom w:w="60" w:type="dxa"/>
-              <w:right w:w="120" w:type="dxa"/>
-            </w:tcMar>
-          </w:tcPr>
-          <w:p>
-            <w:pPr>
-              <w:pStyle w:val="Compact"/>
-              <w:wordWrap w:val="1"/>
+          <w:tcPr/>
+          <w:p>
+            <w:pPr>
+              <w:pStyle w:val="Compact"/>
             </w:pPr>
             <w:r>
               <w:t xml:space="preserve">Buy-off</w:t>
@@ -1631,18 +1586,10 @@
           </w:p>
         </w:tc>
         <w:tc>
-          <w:tcPr>
-            <w:tcMar>
-              <w:top w:w="60" w:type="dxa"/>
-              <w:left w:w="120" w:type="dxa"/>
-              <w:bottom w:w="60" w:type="dxa"/>
-              <w:right w:w="120" w:type="dxa"/>
-            </w:tcMar>
-          </w:tcPr>
-          <w:p>
-            <w:pPr>
-              <w:pStyle w:val="Compact"/>
-              <w:wordWrap w:val="1"/>
+          <w:tcPr/>
+          <w:p>
+            <w:pPr>
+              <w:pStyle w:val="Compact"/>
             </w:pPr>
             <w:r>
               <w:t xml:space="preserve">고객 또는 고객 대리인의 검사 승인</w:t>
@@ -2844,170 +2791,270 @@
         <w:t xml:space="preserve">7.1 표준 출하 승인 흐름</w:t>
       </w:r>
     </w:p>
-    <w:p>
-      <w:pPr>
-        <w:pStyle w:val="SourceCode"/>
-      </w:pPr>
-      <w:r>
-        <w:rPr>
-          <w:rStyle w:val="VerbatimChar"/>
-        </w:rPr>
-        <w:t xml:space="preserve">최종검사 전 항목 합격</w:t>
-      </w:r>
-      <w:r>
-        <w:br/>
-      </w:r>
-      <w:r>
-        <w:rPr>
-          <w:rStyle w:val="VerbatimChar"/>
-        </w:rPr>
-        <w:t xml:space="preserve">  │</w:t>
-      </w:r>
-      <w:r>
-        <w:br/>
-      </w:r>
-      <w:r>
-        <w:rPr>
-          <w:rStyle w:val="VerbatimChar"/>
-        </w:rPr>
-        <w:t xml:space="preserve">  ├─ 1단계: 검사원이 최종검사 성적서(F-806-01) 작성</w:t>
-      </w:r>
-      <w:r>
-        <w:br/>
-      </w:r>
-      <w:r>
-        <w:rPr>
-          <w:rStyle w:val="VerbatimChar"/>
-        </w:rPr>
-        <w:t xml:space="preserve">  │</w:t>
-      </w:r>
-      <w:r>
-        <w:br/>
-      </w:r>
-      <w:r>
-        <w:rPr>
-          <w:rStyle w:val="VerbatimChar"/>
-        </w:rPr>
-        <w:t xml:space="preserve">  ├─ 2단계: 검사원이 AAM(합격 날인/스탬프) 날인</w:t>
-      </w:r>
-      <w:r>
-        <w:br/>
-      </w:r>
-      <w:r>
-        <w:rPr>
-          <w:rStyle w:val="VerbatimChar"/>
-        </w:rPr>
-        <w:t xml:space="preserve">  │     ├─ 검사 합격 스탬프를 제품 또는 포장에 날인</w:t>
-      </w:r>
-      <w:r>
-        <w:br/>
-      </w:r>
-      <w:r>
-        <w:rPr>
-          <w:rStyle w:val="VerbatimChar"/>
-        </w:rPr>
-        <w:t xml:space="preserve">  │     ├─ Lot Traveler에 최종검사 합격 서명</w:t>
-      </w:r>
-      <w:r>
-        <w:br/>
-      </w:r>
-      <w:r>
-        <w:rPr>
-          <w:rStyle w:val="VerbatimChar"/>
-        </w:rPr>
-        <w:t xml:space="preserve">  │     └─ 검사 날인은 인가된 검사원만 수행</w:t>
-      </w:r>
-      <w:r>
-        <w:br/>
-      </w:r>
-      <w:r>
-        <w:rPr>
-          <w:rStyle w:val="VerbatimChar"/>
-        </w:rPr>
-        <w:t xml:space="preserve">  │</w:t>
-      </w:r>
-      <w:r>
-        <w:br/>
-      </w:r>
-      <w:r>
-        <w:rPr>
-          <w:rStyle w:val="VerbatimChar"/>
-        </w:rPr>
-        <w:t xml:space="preserve">  ├─ 3단계: 품질팀장 출하 승인</w:t>
-      </w:r>
-      <w:r>
-        <w:br/>
-      </w:r>
-      <w:r>
-        <w:rPr>
-          <w:rStyle w:val="VerbatimChar"/>
-        </w:rPr>
-        <w:t xml:space="preserve">  │     ├─ 검사 기록 일체를 검토</w:t>
-      </w:r>
-      <w:r>
-        <w:br/>
-      </w:r>
-      <w:r>
-        <w:rPr>
-          <w:rStyle w:val="VerbatimChar"/>
-        </w:rPr>
-        <w:t xml:space="preserve">  │     ├─ CoC에 승인 서명</w:t>
-      </w:r>
-      <w:r>
-        <w:br/>
-      </w:r>
-      <w:r>
-        <w:rPr>
-          <w:rStyle w:val="VerbatimChar"/>
-        </w:rPr>
-        <w:t xml:space="preserve">  │     └─ 출하 승인 날인</w:t>
-      </w:r>
-      <w:r>
-        <w:br/>
-      </w:r>
-      <w:r>
-        <w:rPr>
-          <w:rStyle w:val="VerbatimChar"/>
-        </w:rPr>
-        <w:t xml:space="preserve">  │</w:t>
-      </w:r>
-      <w:r>
-        <w:br/>
-      </w:r>
-      <w:r>
-        <w:rPr>
-          <w:rStyle w:val="VerbatimChar"/>
-        </w:rPr>
-        <w:t xml:space="preserve">  └─ 4단계: 출하</w:t>
-      </w:r>
-      <w:r>
-        <w:br/>
-      </w:r>
-      <w:r>
-        <w:rPr>
-          <w:rStyle w:val="VerbatimChar"/>
-        </w:rPr>
-        <w:t xml:space="preserve">        ├─ 포장 최종 확인</w:t>
-      </w:r>
-      <w:r>
-        <w:br/>
-      </w:r>
-      <w:r>
-        <w:rPr>
-          <w:rStyle w:val="VerbatimChar"/>
-        </w:rPr>
-        <w:t xml:space="preserve">        ├─ 출하 서류 준비 (CoC, 성적서, 납품서)</w:t>
-      </w:r>
-      <w:r>
-        <w:br/>
-      </w:r>
-      <w:r>
-        <w:rPr>
-          <w:rStyle w:val="VerbatimChar"/>
-        </w:rPr>
-        <w:t xml:space="preserve">        └─ 물류팀에 출하 인도</w:t>
-      </w:r>
-    </w:p>
+    <w:tbl>
+      <w:tblPr>
+        <w:tblLook w:firstColumn="1" w:firstRow="1" w:lastColumn="0" w:lastRow="0" w:noHBand="0" w:noVBand="1" w:val="04A0"/>
+        <w:tblW w:w="8788" w:type="dxa"/>
+        <w:tblBorders>
+          <w:top w:val="single" w:sz="4" w:color="2E74B5" w:space="0"/>
+          <w:left w:val="single" w:sz="4" w:color="2E74B5" w:space="0"/>
+          <w:bottom w:val="single" w:sz="4" w:color="2E74B5" w:space="0"/>
+          <w:right w:val="single" w:sz="4" w:color="2E74B5" w:space="0"/>
+          <w:insideH w:val="single" w:sz="4" w:color="BDD7EE" w:space="0"/>
+          <w:insideV w:val="single" w:sz="2" w:color="D9D9D9" w:space="0"/>
+        </w:tblBorders>
+      </w:tblPr>
+      <w:tblGrid>
+        <w:gridCol w:w="8788"/>
+      </w:tblGrid>
+      <w:tr>
+        <w:tc>
+          <w:tcPr>
+            <w:tcW w:w="8788" w:type="dxa"/>
+            <w:tcMar>
+              <w:top w:w="80" w:type="dxa"/>
+              <w:left w:w="140" w:type="dxa"/>
+              <w:bottom w:w="80" w:type="dxa"/>
+              <w:right w:w="140" w:type="dxa"/>
+            </w:tcMar>
+          </w:tcPr>
+          <w:p>
+            <w:pPr>
+              <w:spacing w:before="0" w:after="0" w:line="240" w:lineRule="auto"/>
+            </w:pPr>
+            <w:r>
+              <w:rPr>
+                <w:rFonts w:ascii="Courier New" w:hAnsi="Courier New" w:eastAsia="NanumGothicCoding"/>
+                <w:sz w:val="18"/>
+                <w:szCs w:val="18"/>
+              </w:rPr>
+              <w:t xml:space="preserve">최종검사 전 항목 합격</w:t>
+            </w:r>
+          </w:p>
+          <w:p>
+            <w:pPr>
+              <w:spacing w:before="0" w:after="0" w:line="240" w:lineRule="auto"/>
+            </w:pPr>
+            <w:r>
+              <w:rPr>
+                <w:rFonts w:ascii="Courier New" w:hAnsi="Courier New" w:eastAsia="NanumGothicCoding"/>
+                <w:sz w:val="18"/>
+                <w:szCs w:val="18"/>
+              </w:rPr>
+              <w:t xml:space="preserve">  │</w:t>
+            </w:r>
+          </w:p>
+          <w:p>
+            <w:pPr>
+              <w:spacing w:before="0" w:after="0" w:line="240" w:lineRule="auto"/>
+            </w:pPr>
+            <w:r>
+              <w:rPr>
+                <w:rFonts w:ascii="Courier New" w:hAnsi="Courier New" w:eastAsia="NanumGothicCoding"/>
+                <w:sz w:val="18"/>
+                <w:szCs w:val="18"/>
+              </w:rPr>
+              <w:t xml:space="preserve">  ├─ 1단계: 검사원이 최종검사 성적서(F-806-01) 작성</w:t>
+            </w:r>
+          </w:p>
+          <w:p>
+            <w:pPr>
+              <w:spacing w:before="0" w:after="0" w:line="240" w:lineRule="auto"/>
+            </w:pPr>
+            <w:r>
+              <w:rPr>
+                <w:rFonts w:ascii="Courier New" w:hAnsi="Courier New" w:eastAsia="NanumGothicCoding"/>
+                <w:sz w:val="18"/>
+                <w:szCs w:val="18"/>
+              </w:rPr>
+              <w:t xml:space="preserve">  │</w:t>
+            </w:r>
+          </w:p>
+          <w:p>
+            <w:pPr>
+              <w:spacing w:before="0" w:after="0" w:line="240" w:lineRule="auto"/>
+            </w:pPr>
+            <w:r>
+              <w:rPr>
+                <w:rFonts w:ascii="Courier New" w:hAnsi="Courier New" w:eastAsia="NanumGothicCoding"/>
+                <w:sz w:val="18"/>
+                <w:szCs w:val="18"/>
+              </w:rPr>
+              <w:t xml:space="preserve">  ├─ 2단계: 검사원이 AAM(합격 날인/스탬프) 날인</w:t>
+            </w:r>
+          </w:p>
+          <w:p>
+            <w:pPr>
+              <w:spacing w:before="0" w:after="0" w:line="240" w:lineRule="auto"/>
+            </w:pPr>
+            <w:r>
+              <w:rPr>
+                <w:rFonts w:ascii="Courier New" w:hAnsi="Courier New" w:eastAsia="NanumGothicCoding"/>
+                <w:sz w:val="18"/>
+                <w:szCs w:val="18"/>
+              </w:rPr>
+              <w:t xml:space="preserve">  │     ├─ 검사 합격 스탬프를 제품 또는 포장에 날인</w:t>
+            </w:r>
+          </w:p>
+          <w:p>
+            <w:pPr>
+              <w:spacing w:before="0" w:after="0" w:line="240" w:lineRule="auto"/>
+            </w:pPr>
+            <w:r>
+              <w:rPr>
+                <w:rFonts w:ascii="Courier New" w:hAnsi="Courier New" w:eastAsia="NanumGothicCoding"/>
+                <w:sz w:val="18"/>
+                <w:szCs w:val="18"/>
+              </w:rPr>
+              <w:t xml:space="preserve">  │     ├─ Lot Traveler에 최종검사 합격 서명</w:t>
+            </w:r>
+          </w:p>
+          <w:p>
+            <w:pPr>
+              <w:spacing w:before="0" w:after="0" w:line="240" w:lineRule="auto"/>
+            </w:pPr>
+            <w:r>
+              <w:rPr>
+                <w:rFonts w:ascii="Courier New" w:hAnsi="Courier New" w:eastAsia="NanumGothicCoding"/>
+                <w:sz w:val="18"/>
+                <w:szCs w:val="18"/>
+              </w:rPr>
+              <w:t xml:space="preserve">  │     └─ 검사 날인은 인가된 검사원만 수행</w:t>
+            </w:r>
+          </w:p>
+          <w:p>
+            <w:pPr>
+              <w:spacing w:before="0" w:after="0" w:line="240" w:lineRule="auto"/>
+            </w:pPr>
+            <w:r>
+              <w:rPr>
+                <w:rFonts w:ascii="Courier New" w:hAnsi="Courier New" w:eastAsia="NanumGothicCoding"/>
+                <w:sz w:val="18"/>
+                <w:szCs w:val="18"/>
+              </w:rPr>
+              <w:t xml:space="preserve">  │</w:t>
+            </w:r>
+          </w:p>
+          <w:p>
+            <w:pPr>
+              <w:spacing w:before="0" w:after="0" w:line="240" w:lineRule="auto"/>
+            </w:pPr>
+            <w:r>
+              <w:rPr>
+                <w:rFonts w:ascii="Courier New" w:hAnsi="Courier New" w:eastAsia="NanumGothicCoding"/>
+                <w:sz w:val="18"/>
+                <w:szCs w:val="18"/>
+              </w:rPr>
+              <w:t xml:space="preserve">  ├─ 3단계: 품질팀장 출하 승인</w:t>
+            </w:r>
+          </w:p>
+          <w:p>
+            <w:pPr>
+              <w:spacing w:before="0" w:after="0" w:line="240" w:lineRule="auto"/>
+            </w:pPr>
+            <w:r>
+              <w:rPr>
+                <w:rFonts w:ascii="Courier New" w:hAnsi="Courier New" w:eastAsia="NanumGothicCoding"/>
+                <w:sz w:val="18"/>
+                <w:szCs w:val="18"/>
+              </w:rPr>
+              <w:t xml:space="preserve">  │     ├─ 검사 기록 일체를 검토</w:t>
+            </w:r>
+          </w:p>
+          <w:p>
+            <w:pPr>
+              <w:spacing w:before="0" w:after="0" w:line="240" w:lineRule="auto"/>
+            </w:pPr>
+            <w:r>
+              <w:rPr>
+                <w:rFonts w:ascii="Courier New" w:hAnsi="Courier New" w:eastAsia="NanumGothicCoding"/>
+                <w:sz w:val="18"/>
+                <w:szCs w:val="18"/>
+              </w:rPr>
+              <w:t xml:space="preserve">  │     ├─ CoC에 승인 서명</w:t>
+            </w:r>
+          </w:p>
+          <w:p>
+            <w:pPr>
+              <w:spacing w:before="0" w:after="0" w:line="240" w:lineRule="auto"/>
+            </w:pPr>
+            <w:r>
+              <w:rPr>
+                <w:rFonts w:ascii="Courier New" w:hAnsi="Courier New" w:eastAsia="NanumGothicCoding"/>
+                <w:sz w:val="18"/>
+                <w:szCs w:val="18"/>
+              </w:rPr>
+              <w:t xml:space="preserve">  │     └─ 출하 승인 날인</w:t>
+            </w:r>
+          </w:p>
+          <w:p>
+            <w:pPr>
+              <w:spacing w:before="0" w:after="0" w:line="240" w:lineRule="auto"/>
+            </w:pPr>
+            <w:r>
+              <w:rPr>
+                <w:rFonts w:ascii="Courier New" w:hAnsi="Courier New" w:eastAsia="NanumGothicCoding"/>
+                <w:sz w:val="18"/>
+                <w:szCs w:val="18"/>
+              </w:rPr>
+              <w:t xml:space="preserve">  │</w:t>
+            </w:r>
+          </w:p>
+          <w:p>
+            <w:pPr>
+              <w:spacing w:before="0" w:after="0" w:line="240" w:lineRule="auto"/>
+            </w:pPr>
+            <w:r>
+              <w:rPr>
+                <w:rFonts w:ascii="Courier New" w:hAnsi="Courier New" w:eastAsia="NanumGothicCoding"/>
+                <w:sz w:val="18"/>
+                <w:szCs w:val="18"/>
+              </w:rPr>
+              <w:t xml:space="preserve">  └─ 4단계: 출하</w:t>
+            </w:r>
+          </w:p>
+          <w:p>
+            <w:pPr>
+              <w:spacing w:before="0" w:after="0" w:line="240" w:lineRule="auto"/>
+            </w:pPr>
+            <w:r>
+              <w:rPr>
+                <w:rFonts w:ascii="Courier New" w:hAnsi="Courier New" w:eastAsia="NanumGothicCoding"/>
+                <w:sz w:val="18"/>
+                <w:szCs w:val="18"/>
+              </w:rPr>
+              <w:t xml:space="preserve">        ├─ 포장 최종 확인</w:t>
+            </w:r>
+          </w:p>
+          <w:p>
+            <w:pPr>
+              <w:spacing w:before="0" w:after="0" w:line="240" w:lineRule="auto"/>
+            </w:pPr>
+            <w:r>
+              <w:rPr>
+                <w:rFonts w:ascii="Courier New" w:hAnsi="Courier New" w:eastAsia="NanumGothicCoding"/>
+                <w:sz w:val="18"/>
+                <w:szCs w:val="18"/>
+              </w:rPr>
+              <w:t xml:space="preserve">        ├─ 출하 서류 준비 (CoC, 성적서, 납품서)</w:t>
+            </w:r>
+          </w:p>
+          <w:p>
+            <w:pPr>
+              <w:spacing w:before="0" w:after="0" w:line="240" w:lineRule="auto"/>
+            </w:pPr>
+            <w:r>
+              <w:rPr>
+                <w:rFonts w:ascii="Courier New" w:hAnsi="Courier New" w:eastAsia="NanumGothicCoding"/>
+                <w:sz w:val="18"/>
+                <w:szCs w:val="18"/>
+              </w:rPr>
+              <w:t xml:space="preserve">        └─ 물류팀에 출하 인도</w:t>
+            </w:r>
+          </w:p>
+        </w:tc>
+      </w:tr>
+    </w:tbl>
     <w:bookmarkEnd w:id="27"/>
     <w:bookmarkStart w:id="28" w:name="aam-authorized-acceptance-media-관리"/>
     <w:p>
@@ -3042,7 +3089,7 @@
         </w:trPr>
         <w:tc>
           <w:tcPr>
-            <w:tcW w:w="2460" w:type="dxa"/>
+            <w:tcW w:w="1600" w:type="dxa"/>
             <w:tcMar>
               <w:top w:w="60" w:type="dxa"/>
               <w:left w:w="120" w:type="dxa"/>
@@ -3063,7 +3110,7 @@
         </w:tc>
         <w:tc>
           <w:tcPr>
-            <w:tcW w:w="6328" w:type="dxa"/>
+            <w:tcW w:w="7188" w:type="dxa"/>
             <w:tcMar>
               <w:top w:w="60" w:type="dxa"/>
               <w:left w:w="120" w:type="dxa"/>
@@ -3085,21 +3132,19 @@
       </w:tr>
       <w:tr>
         <w:tc>
+          <w:tcPr/>
+          <w:p>
+            <w:pPr>
+              <w:pStyle w:val="Compact"/>
+            </w:pPr>
+            <w:r>
+              <w:t xml:space="preserve">AAM 유형</w:t>
+            </w:r>
+          </w:p>
+        </w:tc>
+        <w:tc>
           <w:tcPr>
-            <w:tcW w:w="2460" w:type="dxa"/>
-          </w:tcPr>
-          <w:p>
-            <w:pPr>
-              <w:pStyle w:val="Compact"/>
-            </w:pPr>
-            <w:r>
-              <w:t xml:space="preserve">AAM 유형</w:t>
-            </w:r>
-          </w:p>
-        </w:tc>
-        <w:tc>
-          <w:tcPr>
-            <w:tcW w:w="6328" w:type="dxa"/>
+            <w:tcW w:w="7188" w:type="dxa"/>
             <w:tcMar>
               <w:top w:w="60" w:type="dxa"/>
               <w:left w:w="120" w:type="dxa"/>
@@ -3132,6 +3177,7 @@
         </w:tc>
         <w:tc>
           <w:tcPr>
+            <w:tcW w:w="7188" w:type="dxa"/>
             <w:tcMar>
               <w:top w:w="60" w:type="dxa"/>
               <w:left w:w="120" w:type="dxa"/>
@@ -3163,23 +3209,32 @@
           </w:p>
         </w:tc>
         <w:tc>
+          <w:tcPr/>
+          <w:p>
+            <w:pPr>
+              <w:pStyle w:val="Compact"/>
+            </w:pPr>
+            <w:r>
+              <w:t xml:space="preserve">개인별 AAM 스탬프 배정, 타인 사용 금지</w:t>
+            </w:r>
+          </w:p>
+        </w:tc>
+      </w:tr>
+      <w:tr>
+        <w:tc>
+          <w:tcPr/>
+          <w:p>
+            <w:pPr>
+              <w:pStyle w:val="Compact"/>
+            </w:pPr>
+            <w:r>
+              <w:t xml:space="preserve">보관</w:t>
+            </w:r>
+          </w:p>
+        </w:tc>
+        <w:tc>
           <w:tcPr>
-            <w:tcW w:w="6328" w:type="dxa"/>
-          </w:tcPr>
-          <w:p>
-            <w:pPr>
-              <w:pStyle w:val="Compact"/>
-            </w:pPr>
-            <w:r>
-              <w:t xml:space="preserve">개인별 AAM 스탬프 배정, 타인 사용 금지</w:t>
-            </w:r>
-          </w:p>
-        </w:tc>
-      </w:tr>
-      <w:tr>
-        <w:tc>
-          <w:tcPr>
-            <w:tcW w:w="2460" w:type="dxa"/>
+            <w:tcW w:w="7188" w:type="dxa"/>
             <w:tcMar>
               <w:top w:w="60" w:type="dxa"/>
               <w:left w:w="120" w:type="dxa"/>
@@ -3193,17 +3248,6 @@
               <w:wordWrap w:val="1"/>
             </w:pPr>
             <w:r>
-              <w:t xml:space="preserve">보관</w:t>
-            </w:r>
-          </w:p>
-        </w:tc>
-        <w:tc>
-          <w:tcPr/>
-          <w:p>
-            <w:pPr>
-              <w:pStyle w:val="Compact"/>
-            </w:pPr>
-            <w:r>
               <w:t xml:space="preserve">사용 후 잠금장치 보관, 분실 시 즉시 보고</w:t>
             </w:r>
           </w:p>
@@ -3211,18 +3255,10 @@
       </w:tr>
       <w:tr>
         <w:tc>
-          <w:tcPr>
-            <w:tcMar>
-              <w:top w:w="60" w:type="dxa"/>
-              <w:left w:w="120" w:type="dxa"/>
-              <w:bottom w:w="60" w:type="dxa"/>
-              <w:right w:w="120" w:type="dxa"/>
-            </w:tcMar>
-          </w:tcPr>
-          <w:p>
-            <w:pPr>
-              <w:pStyle w:val="Compact"/>
-              <w:wordWrap w:val="1"/>
+          <w:tcPr/>
+          <w:p>
+            <w:pPr>
+              <w:pStyle w:val="Compact"/>
             </w:pPr>
             <w:r>
               <w:t xml:space="preserve">폐기</w:t>
@@ -3230,18 +3266,10 @@
           </w:p>
         </w:tc>
         <w:tc>
-          <w:tcPr>
-            <w:tcMar>
-              <w:top w:w="60" w:type="dxa"/>
-              <w:left w:w="120" w:type="dxa"/>
-              <w:bottom w:w="60" w:type="dxa"/>
-              <w:right w:w="120" w:type="dxa"/>
-            </w:tcMar>
-          </w:tcPr>
-          <w:p>
-            <w:pPr>
-              <w:pStyle w:val="Compact"/>
-              <w:wordWrap w:val="1"/>
+          <w:tcPr/>
+          <w:p>
+            <w:pPr>
+              <w:pStyle w:val="Compact"/>
             </w:pPr>
             <w:r>
               <w:t xml:space="preserve">퇴직/이동 시 즉시 회수 및 폐기 기록</w:t>
@@ -3893,278 +3921,426 @@
         <w:t xml:space="preserve">8.2 처분 결정 흐름</w:t>
       </w:r>
     </w:p>
-    <w:p>
-      <w:pPr>
-        <w:pStyle w:val="SourceCode"/>
-      </w:pPr>
-      <w:r>
-        <w:rPr>
-          <w:rStyle w:val="VerbatimChar"/>
-        </w:rPr>
-        <w:t xml:space="preserve">최종검사 불합격</w:t>
-      </w:r>
-      <w:r>
-        <w:br/>
-      </w:r>
-      <w:r>
-        <w:rPr>
-          <w:rStyle w:val="VerbatimChar"/>
-        </w:rPr>
-        <w:t xml:space="preserve">  │</w:t>
-      </w:r>
-      <w:r>
-        <w:br/>
-      </w:r>
-      <w:r>
-        <w:rPr>
-          <w:rStyle w:val="VerbatimChar"/>
-        </w:rPr>
-        <w:t xml:space="preserve">  ├─ NCR(부적합 보고서) 발행</w:t>
-      </w:r>
-      <w:r>
-        <w:br/>
-      </w:r>
-      <w:r>
-        <w:rPr>
-          <w:rStyle w:val="VerbatimChar"/>
-        </w:rPr>
-        <w:t xml:space="preserve">  │</w:t>
-      </w:r>
-      <w:r>
-        <w:br/>
-      </w:r>
-      <w:r>
-        <w:rPr>
-          <w:rStyle w:val="VerbatimChar"/>
-        </w:rPr>
-        <w:t xml:space="preserve">  ├─ 품질팀장 주관 처분 검토 회의</w:t>
-      </w:r>
-      <w:r>
-        <w:br/>
-      </w:r>
-      <w:r>
-        <w:rPr>
-          <w:rStyle w:val="VerbatimChar"/>
-        </w:rPr>
-        <w:t xml:space="preserve">  │     ├─ 결함 유형 및 심각도 평가</w:t>
-      </w:r>
-      <w:r>
-        <w:br/>
-      </w:r>
-      <w:r>
-        <w:rPr>
-          <w:rStyle w:val="VerbatimChar"/>
-        </w:rPr>
-        <w:t xml:space="preserve">  │     ├─ 재작업 가능 여부 판단</w:t>
-      </w:r>
-      <w:r>
-        <w:br/>
-      </w:r>
-      <w:r>
-        <w:rPr>
-          <w:rStyle w:val="VerbatimChar"/>
-        </w:rPr>
-        <w:t xml:space="preserve">  │     └─ 고객 영향 분석</w:t>
-      </w:r>
-      <w:r>
-        <w:br/>
-      </w:r>
-      <w:r>
-        <w:rPr>
-          <w:rStyle w:val="VerbatimChar"/>
-        </w:rPr>
-        <w:t xml:space="preserve">  │</w:t>
-      </w:r>
-      <w:r>
-        <w:br/>
-      </w:r>
-      <w:r>
-        <w:rPr>
-          <w:rStyle w:val="VerbatimChar"/>
-        </w:rPr>
-        <w:t xml:space="preserve">  ├─ 처분 결정</w:t>
-      </w:r>
-      <w:r>
-        <w:br/>
-      </w:r>
-      <w:r>
-        <w:rPr>
-          <w:rStyle w:val="VerbatimChar"/>
-        </w:rPr>
-        <w:t xml:space="preserve">  │     ├─ 재작업 (Rework)</w:t>
-      </w:r>
-      <w:r>
-        <w:br/>
-      </w:r>
-      <w:r>
-        <w:rPr>
-          <w:rStyle w:val="VerbatimChar"/>
-        </w:rPr>
-        <w:t xml:space="preserve">  │     │     ├─ 승인된 재작업 절차에 따라 수행</w:t>
-      </w:r>
-      <w:r>
-        <w:br/>
-      </w:r>
-      <w:r>
-        <w:rPr>
-          <w:rStyle w:val="VerbatimChar"/>
-        </w:rPr>
-        <w:t xml:space="preserve">  │     │     ├─ 재작업 후 최종검사 재실시 (전수)</w:t>
-      </w:r>
-      <w:r>
-        <w:br/>
-      </w:r>
-      <w:r>
-        <w:rPr>
-          <w:rStyle w:val="VerbatimChar"/>
-        </w:rPr>
-        <w:t xml:space="preserve">  │     │     └─ 재작업 이력을 Lot Traveler에 기록</w:t>
-      </w:r>
-      <w:r>
-        <w:br/>
-      </w:r>
-      <w:r>
-        <w:rPr>
-          <w:rStyle w:val="VerbatimChar"/>
-        </w:rPr>
-        <w:t xml:space="preserve">  │     │</w:t>
-      </w:r>
-      <w:r>
-        <w:br/>
-      </w:r>
-      <w:r>
-        <w:rPr>
-          <w:rStyle w:val="VerbatimChar"/>
-        </w:rPr>
-        <w:t xml:space="preserve">  │     ├─ 특채 (Concession)</w:t>
-      </w:r>
-      <w:r>
-        <w:br/>
-      </w:r>
-      <w:r>
-        <w:rPr>
-          <w:rStyle w:val="VerbatimChar"/>
-        </w:rPr>
-        <w:t xml:space="preserve">  │     │     ├─ 기술적 검토 (설계팀 확인)</w:t>
-      </w:r>
-      <w:r>
-        <w:br/>
-      </w:r>
-      <w:r>
-        <w:rPr>
-          <w:rStyle w:val="VerbatimChar"/>
-        </w:rPr>
-        <w:t xml:space="preserve">  │     │     ├─ 고객 사전 승인 획득 (항공우주 필수)</w:t>
-      </w:r>
-      <w:r>
-        <w:br/>
-      </w:r>
-      <w:r>
-        <w:rPr>
-          <w:rStyle w:val="VerbatimChar"/>
-        </w:rPr>
-        <w:t xml:space="preserve">  │     │     ├─ 특채 승인서 작성 및 보관</w:t>
-      </w:r>
-      <w:r>
-        <w:br/>
-      </w:r>
-      <w:r>
-        <w:rPr>
-          <w:rStyle w:val="VerbatimChar"/>
-        </w:rPr>
-        <w:t xml:space="preserve">  │     │     └─ CoC에 특채 사항 명기</w:t>
-      </w:r>
-      <w:r>
-        <w:br/>
-      </w:r>
-      <w:r>
-        <w:rPr>
-          <w:rStyle w:val="VerbatimChar"/>
-        </w:rPr>
-        <w:t xml:space="preserve">  │     │</w:t>
-      </w:r>
-      <w:r>
-        <w:br/>
-      </w:r>
-      <w:r>
-        <w:rPr>
-          <w:rStyle w:val="VerbatimChar"/>
-        </w:rPr>
-        <w:t xml:space="preserve">  │     └─ 폐기 (Scrap)</w:t>
-      </w:r>
-      <w:r>
-        <w:br/>
-      </w:r>
-      <w:r>
-        <w:rPr>
-          <w:rStyle w:val="VerbatimChar"/>
-        </w:rPr>
-        <w:t xml:space="preserve">  │           ├─ 폐기 결정서 작성</w:t>
-      </w:r>
-      <w:r>
-        <w:br/>
-      </w:r>
-      <w:r>
-        <w:rPr>
-          <w:rStyle w:val="VerbatimChar"/>
-        </w:rPr>
-        <w:t xml:space="preserve">  │           ├─ 물리적 폐기 실시 (재사용 방지)</w:t>
-      </w:r>
-      <w:r>
-        <w:br/>
-      </w:r>
-      <w:r>
-        <w:rPr>
-          <w:rStyle w:val="VerbatimChar"/>
-        </w:rPr>
-        <w:t xml:space="preserve">  │           └─ 폐기 수량 기록</w:t>
-      </w:r>
-      <w:r>
-        <w:br/>
-      </w:r>
-      <w:r>
-        <w:rPr>
-          <w:rStyle w:val="VerbatimChar"/>
-        </w:rPr>
-        <w:t xml:space="preserve">  │</w:t>
-      </w:r>
-      <w:r>
-        <w:br/>
-      </w:r>
-      <w:r>
-        <w:rPr>
-          <w:rStyle w:val="VerbatimChar"/>
-        </w:rPr>
-        <w:t xml:space="preserve">  └─ 원인 분석 및 시정조치</w:t>
-      </w:r>
-      <w:r>
-        <w:br/>
-      </w:r>
-      <w:r>
-        <w:rPr>
-          <w:rStyle w:val="VerbatimChar"/>
-        </w:rPr>
-        <w:t xml:space="preserve">        ├─ 근본원인 분석 (5Why, 특성요인도 등)</w:t>
-      </w:r>
-      <w:r>
-        <w:br/>
-      </w:r>
-      <w:r>
-        <w:rPr>
-          <w:rStyle w:val="VerbatimChar"/>
-        </w:rPr>
-        <w:t xml:space="preserve">        ├─ 시정조치 실시</w:t>
-      </w:r>
-      <w:r>
-        <w:br/>
-      </w:r>
-      <w:r>
-        <w:rPr>
-          <w:rStyle w:val="VerbatimChar"/>
-        </w:rPr>
-        <w:t xml:space="preserve">        └─ 유효성 확인</w:t>
-      </w:r>
-    </w:p>
+    <w:tbl>
+      <w:tblPr>
+        <w:tblLook w:firstColumn="1" w:firstRow="1" w:lastColumn="0" w:lastRow="0" w:noHBand="0" w:noVBand="1" w:val="04A0"/>
+        <w:tblW w:w="8788" w:type="dxa"/>
+        <w:tblBorders>
+          <w:top w:val="single" w:sz="4" w:color="2E74B5" w:space="0"/>
+          <w:left w:val="single" w:sz="4" w:color="2E74B5" w:space="0"/>
+          <w:bottom w:val="single" w:sz="4" w:color="2E74B5" w:space="0"/>
+          <w:right w:val="single" w:sz="4" w:color="2E74B5" w:space="0"/>
+          <w:insideH w:val="single" w:sz="4" w:color="BDD7EE" w:space="0"/>
+          <w:insideV w:val="single" w:sz="2" w:color="D9D9D9" w:space="0"/>
+        </w:tblBorders>
+      </w:tblPr>
+      <w:tblGrid>
+        <w:gridCol w:w="8788"/>
+      </w:tblGrid>
+      <w:tr>
+        <w:tc>
+          <w:tcPr>
+            <w:tcW w:w="8788" w:type="dxa"/>
+            <w:tcMar>
+              <w:top w:w="80" w:type="dxa"/>
+              <w:left w:w="140" w:type="dxa"/>
+              <w:bottom w:w="80" w:type="dxa"/>
+              <w:right w:w="140" w:type="dxa"/>
+            </w:tcMar>
+          </w:tcPr>
+          <w:p>
+            <w:pPr>
+              <w:spacing w:before="0" w:after="0" w:line="240" w:lineRule="auto"/>
+            </w:pPr>
+            <w:r>
+              <w:rPr>
+                <w:rFonts w:ascii="Courier New" w:hAnsi="Courier New" w:eastAsia="NanumGothicCoding"/>
+                <w:sz w:val="18"/>
+                <w:szCs w:val="18"/>
+              </w:rPr>
+              <w:t xml:space="preserve">최종검사 불합격</w:t>
+            </w:r>
+          </w:p>
+          <w:p>
+            <w:pPr>
+              <w:spacing w:before="0" w:after="0" w:line="240" w:lineRule="auto"/>
+            </w:pPr>
+            <w:r>
+              <w:rPr>
+                <w:rFonts w:ascii="Courier New" w:hAnsi="Courier New" w:eastAsia="NanumGothicCoding"/>
+                <w:sz w:val="18"/>
+                <w:szCs w:val="18"/>
+              </w:rPr>
+              <w:t xml:space="preserve">  │</w:t>
+            </w:r>
+          </w:p>
+          <w:p>
+            <w:pPr>
+              <w:spacing w:before="0" w:after="0" w:line="240" w:lineRule="auto"/>
+            </w:pPr>
+            <w:r>
+              <w:rPr>
+                <w:rFonts w:ascii="Courier New" w:hAnsi="Courier New" w:eastAsia="NanumGothicCoding"/>
+                <w:sz w:val="18"/>
+                <w:szCs w:val="18"/>
+              </w:rPr>
+              <w:t xml:space="preserve">  ├─ NCR(부적합 보고서) 발행</w:t>
+            </w:r>
+          </w:p>
+          <w:p>
+            <w:pPr>
+              <w:spacing w:before="0" w:after="0" w:line="240" w:lineRule="auto"/>
+            </w:pPr>
+            <w:r>
+              <w:rPr>
+                <w:rFonts w:ascii="Courier New" w:hAnsi="Courier New" w:eastAsia="NanumGothicCoding"/>
+                <w:sz w:val="18"/>
+                <w:szCs w:val="18"/>
+              </w:rPr>
+              <w:t xml:space="preserve">  │</w:t>
+            </w:r>
+          </w:p>
+          <w:p>
+            <w:pPr>
+              <w:spacing w:before="0" w:after="0" w:line="240" w:lineRule="auto"/>
+            </w:pPr>
+            <w:r>
+              <w:rPr>
+                <w:rFonts w:ascii="Courier New" w:hAnsi="Courier New" w:eastAsia="NanumGothicCoding"/>
+                <w:sz w:val="18"/>
+                <w:szCs w:val="18"/>
+              </w:rPr>
+              <w:t xml:space="preserve">  ├─ 품질팀장 주관 처분 검토 회의</w:t>
+            </w:r>
+          </w:p>
+          <w:p>
+            <w:pPr>
+              <w:spacing w:before="0" w:after="0" w:line="240" w:lineRule="auto"/>
+            </w:pPr>
+            <w:r>
+              <w:rPr>
+                <w:rFonts w:ascii="Courier New" w:hAnsi="Courier New" w:eastAsia="NanumGothicCoding"/>
+                <w:sz w:val="18"/>
+                <w:szCs w:val="18"/>
+              </w:rPr>
+              <w:t xml:space="preserve">  │     ├─ 결함 유형 및 심각도 평가</w:t>
+            </w:r>
+          </w:p>
+          <w:p>
+            <w:pPr>
+              <w:spacing w:before="0" w:after="0" w:line="240" w:lineRule="auto"/>
+            </w:pPr>
+            <w:r>
+              <w:rPr>
+                <w:rFonts w:ascii="Courier New" w:hAnsi="Courier New" w:eastAsia="NanumGothicCoding"/>
+                <w:sz w:val="18"/>
+                <w:szCs w:val="18"/>
+              </w:rPr>
+              <w:t xml:space="preserve">  │     ├─ 재작업 가능 여부 판단</w:t>
+            </w:r>
+          </w:p>
+          <w:p>
+            <w:pPr>
+              <w:spacing w:before="0" w:after="0" w:line="240" w:lineRule="auto"/>
+            </w:pPr>
+            <w:r>
+              <w:rPr>
+                <w:rFonts w:ascii="Courier New" w:hAnsi="Courier New" w:eastAsia="NanumGothicCoding"/>
+                <w:sz w:val="18"/>
+                <w:szCs w:val="18"/>
+              </w:rPr>
+              <w:t xml:space="preserve">  │     └─ 고객 영향 분석</w:t>
+            </w:r>
+          </w:p>
+          <w:p>
+            <w:pPr>
+              <w:spacing w:before="0" w:after="0" w:line="240" w:lineRule="auto"/>
+            </w:pPr>
+            <w:r>
+              <w:rPr>
+                <w:rFonts w:ascii="Courier New" w:hAnsi="Courier New" w:eastAsia="NanumGothicCoding"/>
+                <w:sz w:val="18"/>
+                <w:szCs w:val="18"/>
+              </w:rPr>
+              <w:t xml:space="preserve">  │</w:t>
+            </w:r>
+          </w:p>
+          <w:p>
+            <w:pPr>
+              <w:spacing w:before="0" w:after="0" w:line="240" w:lineRule="auto"/>
+            </w:pPr>
+            <w:r>
+              <w:rPr>
+                <w:rFonts w:ascii="Courier New" w:hAnsi="Courier New" w:eastAsia="NanumGothicCoding"/>
+                <w:sz w:val="18"/>
+                <w:szCs w:val="18"/>
+              </w:rPr>
+              <w:t xml:space="preserve">  ├─ 처분 결정</w:t>
+            </w:r>
+          </w:p>
+          <w:p>
+            <w:pPr>
+              <w:spacing w:before="0" w:after="0" w:line="240" w:lineRule="auto"/>
+            </w:pPr>
+            <w:r>
+              <w:rPr>
+                <w:rFonts w:ascii="Courier New" w:hAnsi="Courier New" w:eastAsia="NanumGothicCoding"/>
+                <w:sz w:val="18"/>
+                <w:szCs w:val="18"/>
+              </w:rPr>
+              <w:t xml:space="preserve">  │     ├─ 재작업 (Rework)</w:t>
+            </w:r>
+          </w:p>
+          <w:p>
+            <w:pPr>
+              <w:spacing w:before="0" w:after="0" w:line="240" w:lineRule="auto"/>
+            </w:pPr>
+            <w:r>
+              <w:rPr>
+                <w:rFonts w:ascii="Courier New" w:hAnsi="Courier New" w:eastAsia="NanumGothicCoding"/>
+                <w:sz w:val="18"/>
+                <w:szCs w:val="18"/>
+              </w:rPr>
+              <w:t xml:space="preserve">  │     │     ├─ 승인된 재작업 절차에 따라 수행</w:t>
+            </w:r>
+          </w:p>
+          <w:p>
+            <w:pPr>
+              <w:spacing w:before="0" w:after="0" w:line="240" w:lineRule="auto"/>
+            </w:pPr>
+            <w:r>
+              <w:rPr>
+                <w:rFonts w:ascii="Courier New" w:hAnsi="Courier New" w:eastAsia="NanumGothicCoding"/>
+                <w:sz w:val="18"/>
+                <w:szCs w:val="18"/>
+              </w:rPr>
+              <w:t xml:space="preserve">  │     │     ├─ 재작업 후 최종검사 재실시 (전수)</w:t>
+            </w:r>
+          </w:p>
+          <w:p>
+            <w:pPr>
+              <w:spacing w:before="0" w:after="0" w:line="240" w:lineRule="auto"/>
+            </w:pPr>
+            <w:r>
+              <w:rPr>
+                <w:rFonts w:ascii="Courier New" w:hAnsi="Courier New" w:eastAsia="NanumGothicCoding"/>
+                <w:sz w:val="18"/>
+                <w:szCs w:val="18"/>
+              </w:rPr>
+              <w:t xml:space="preserve">  │     │     └─ 재작업 이력을 Lot Traveler에 기록</w:t>
+            </w:r>
+          </w:p>
+          <w:p>
+            <w:pPr>
+              <w:spacing w:before="0" w:after="0" w:line="240" w:lineRule="auto"/>
+            </w:pPr>
+            <w:r>
+              <w:rPr>
+                <w:rFonts w:ascii="Courier New" w:hAnsi="Courier New" w:eastAsia="NanumGothicCoding"/>
+                <w:sz w:val="18"/>
+                <w:szCs w:val="18"/>
+              </w:rPr>
+              <w:t xml:space="preserve">  │     │</w:t>
+            </w:r>
+          </w:p>
+          <w:p>
+            <w:pPr>
+              <w:spacing w:before="0" w:after="0" w:line="240" w:lineRule="auto"/>
+            </w:pPr>
+            <w:r>
+              <w:rPr>
+                <w:rFonts w:ascii="Courier New" w:hAnsi="Courier New" w:eastAsia="NanumGothicCoding"/>
+                <w:sz w:val="18"/>
+                <w:szCs w:val="18"/>
+              </w:rPr>
+              <w:t xml:space="preserve">  │     ├─ 특채 (Concession)</w:t>
+            </w:r>
+          </w:p>
+          <w:p>
+            <w:pPr>
+              <w:spacing w:before="0" w:after="0" w:line="240" w:lineRule="auto"/>
+            </w:pPr>
+            <w:r>
+              <w:rPr>
+                <w:rFonts w:ascii="Courier New" w:hAnsi="Courier New" w:eastAsia="NanumGothicCoding"/>
+                <w:sz w:val="18"/>
+                <w:szCs w:val="18"/>
+              </w:rPr>
+              <w:t xml:space="preserve">  │     │     ├─ 기술적 검토 (설계팀 확인)</w:t>
+            </w:r>
+          </w:p>
+          <w:p>
+            <w:pPr>
+              <w:spacing w:before="0" w:after="0" w:line="240" w:lineRule="auto"/>
+            </w:pPr>
+            <w:r>
+              <w:rPr>
+                <w:rFonts w:ascii="Courier New" w:hAnsi="Courier New" w:eastAsia="NanumGothicCoding"/>
+                <w:sz w:val="18"/>
+                <w:szCs w:val="18"/>
+              </w:rPr>
+              <w:t xml:space="preserve">  │     │     ├─ 고객 사전 승인 획득 (항공우주 필수)</w:t>
+            </w:r>
+          </w:p>
+          <w:p>
+            <w:pPr>
+              <w:spacing w:before="0" w:after="0" w:line="240" w:lineRule="auto"/>
+            </w:pPr>
+            <w:r>
+              <w:rPr>
+                <w:rFonts w:ascii="Courier New" w:hAnsi="Courier New" w:eastAsia="NanumGothicCoding"/>
+                <w:sz w:val="18"/>
+                <w:szCs w:val="18"/>
+              </w:rPr>
+              <w:t xml:space="preserve">  │     │     ├─ 특채 승인서 작성 및 보관</w:t>
+            </w:r>
+          </w:p>
+          <w:p>
+            <w:pPr>
+              <w:spacing w:before="0" w:after="0" w:line="240" w:lineRule="auto"/>
+            </w:pPr>
+            <w:r>
+              <w:rPr>
+                <w:rFonts w:ascii="Courier New" w:hAnsi="Courier New" w:eastAsia="NanumGothicCoding"/>
+                <w:sz w:val="18"/>
+                <w:szCs w:val="18"/>
+              </w:rPr>
+              <w:t xml:space="preserve">  │     │     └─ CoC에 특채 사항 명기</w:t>
+            </w:r>
+          </w:p>
+          <w:p>
+            <w:pPr>
+              <w:spacing w:before="0" w:after="0" w:line="240" w:lineRule="auto"/>
+            </w:pPr>
+            <w:r>
+              <w:rPr>
+                <w:rFonts w:ascii="Courier New" w:hAnsi="Courier New" w:eastAsia="NanumGothicCoding"/>
+                <w:sz w:val="18"/>
+                <w:szCs w:val="18"/>
+              </w:rPr>
+              <w:t xml:space="preserve">  │     │</w:t>
+            </w:r>
+          </w:p>
+          <w:p>
+            <w:pPr>
+              <w:spacing w:before="0" w:after="0" w:line="240" w:lineRule="auto"/>
+            </w:pPr>
+            <w:r>
+              <w:rPr>
+                <w:rFonts w:ascii="Courier New" w:hAnsi="Courier New" w:eastAsia="NanumGothicCoding"/>
+                <w:sz w:val="18"/>
+                <w:szCs w:val="18"/>
+              </w:rPr>
+              <w:t xml:space="preserve">  │     └─ 폐기 (Scrap)</w:t>
+            </w:r>
+          </w:p>
+          <w:p>
+            <w:pPr>
+              <w:spacing w:before="0" w:after="0" w:line="240" w:lineRule="auto"/>
+            </w:pPr>
+            <w:r>
+              <w:rPr>
+                <w:rFonts w:ascii="Courier New" w:hAnsi="Courier New" w:eastAsia="NanumGothicCoding"/>
+                <w:sz w:val="18"/>
+                <w:szCs w:val="18"/>
+              </w:rPr>
+              <w:t xml:space="preserve">  │           ├─ 폐기 결정서 작성</w:t>
+            </w:r>
+          </w:p>
+          <w:p>
+            <w:pPr>
+              <w:spacing w:before="0" w:after="0" w:line="240" w:lineRule="auto"/>
+            </w:pPr>
+            <w:r>
+              <w:rPr>
+                <w:rFonts w:ascii="Courier New" w:hAnsi="Courier New" w:eastAsia="NanumGothicCoding"/>
+                <w:sz w:val="18"/>
+                <w:szCs w:val="18"/>
+              </w:rPr>
+              <w:t xml:space="preserve">  │           ├─ 물리적 폐기 실시 (재사용 방지)</w:t>
+            </w:r>
+          </w:p>
+          <w:p>
+            <w:pPr>
+              <w:spacing w:before="0" w:after="0" w:line="240" w:lineRule="auto"/>
+            </w:pPr>
+            <w:r>
+              <w:rPr>
+                <w:rFonts w:ascii="Courier New" w:hAnsi="Courier New" w:eastAsia="NanumGothicCoding"/>
+                <w:sz w:val="18"/>
+                <w:szCs w:val="18"/>
+              </w:rPr>
+              <w:t xml:space="preserve">  │           └─ 폐기 수량 기록</w:t>
+            </w:r>
+          </w:p>
+          <w:p>
+            <w:pPr>
+              <w:spacing w:before="0" w:after="0" w:line="240" w:lineRule="auto"/>
+            </w:pPr>
+            <w:r>
+              <w:rPr>
+                <w:rFonts w:ascii="Courier New" w:hAnsi="Courier New" w:eastAsia="NanumGothicCoding"/>
+                <w:sz w:val="18"/>
+                <w:szCs w:val="18"/>
+              </w:rPr>
+              <w:t xml:space="preserve">  │</w:t>
+            </w:r>
+          </w:p>
+          <w:p>
+            <w:pPr>
+              <w:spacing w:before="0" w:after="0" w:line="240" w:lineRule="auto"/>
+            </w:pPr>
+            <w:r>
+              <w:rPr>
+                <w:rFonts w:ascii="Courier New" w:hAnsi="Courier New" w:eastAsia="NanumGothicCoding"/>
+                <w:sz w:val="18"/>
+                <w:szCs w:val="18"/>
+              </w:rPr>
+              <w:t xml:space="preserve">  └─ 원인 분석 및 시정조치</w:t>
+            </w:r>
+          </w:p>
+          <w:p>
+            <w:pPr>
+              <w:spacing w:before="0" w:after="0" w:line="240" w:lineRule="auto"/>
+            </w:pPr>
+            <w:r>
+              <w:rPr>
+                <w:rFonts w:ascii="Courier New" w:hAnsi="Courier New" w:eastAsia="NanumGothicCoding"/>
+                <w:sz w:val="18"/>
+                <w:szCs w:val="18"/>
+              </w:rPr>
+              <w:t xml:space="preserve">        ├─ 근본원인 분석 (5Why, 특성요인도 등)</w:t>
+            </w:r>
+          </w:p>
+          <w:p>
+            <w:pPr>
+              <w:spacing w:before="0" w:after="0" w:line="240" w:lineRule="auto"/>
+            </w:pPr>
+            <w:r>
+              <w:rPr>
+                <w:rFonts w:ascii="Courier New" w:hAnsi="Courier New" w:eastAsia="NanumGothicCoding"/>
+                <w:sz w:val="18"/>
+                <w:szCs w:val="18"/>
+              </w:rPr>
+              <w:t xml:space="preserve">        ├─ 시정조치 실시</w:t>
+            </w:r>
+          </w:p>
+          <w:p>
+            <w:pPr>
+              <w:spacing w:before="0" w:after="0" w:line="240" w:lineRule="auto"/>
+            </w:pPr>
+            <w:r>
+              <w:rPr>
+                <w:rFonts w:ascii="Courier New" w:hAnsi="Courier New" w:eastAsia="NanumGothicCoding"/>
+                <w:sz w:val="18"/>
+                <w:szCs w:val="18"/>
+              </w:rPr>
+              <w:t xml:space="preserve">        └─ 유효성 확인</w:t>
+            </w:r>
+          </w:p>
+        </w:tc>
+      </w:tr>
+    </w:tbl>
     <w:bookmarkEnd w:id="32"/>
     <w:bookmarkStart w:id="33" w:name="재작업-후-재검사"/>
     <w:p>
@@ -6618,7 +6794,7 @@
         </w:trPr>
         <w:tc>
           <w:tcPr>
-            <w:tcW w:w="2460" w:type="dxa"/>
+            <w:tcW w:w="1600" w:type="dxa"/>
             <w:tcMar>
               <w:top w:w="60" w:type="dxa"/>
               <w:left w:w="120" w:type="dxa"/>
@@ -6639,7 +6815,7 @@
         </w:tc>
         <w:tc>
           <w:tcPr>
-            <w:tcW w:w="6328" w:type="dxa"/>
+            <w:tcW w:w="7188" w:type="dxa"/>
             <w:tcMar>
               <w:top w:w="60" w:type="dxa"/>
               <w:left w:w="120" w:type="dxa"/>
@@ -7457,8 +7633,8 @@
     <w:rPrDefault>
       <w:rPr>
         <w:rFonts w:asciiTheme="minorHAnsi" w:cstheme="minorBidi" w:eastAsiaTheme="minorEastAsia" w:hAnsiTheme="minorHAnsi"/>
-        <w:sz w:val="24"/>
-        <w:szCs w:val="24"/>
+        <w:sz w:val="20"/>
+        <w:szCs w:val="20"/>
         <w:lang w:bidi="ar-SA" w:eastAsia="zh-CN" w:val="en-US"/>
       </w:rPr>
     </w:rPrDefault>
@@ -7526,8 +7702,8 @@
     </w:pPr>
     <w:rPr>
       <w:rFonts w:asciiTheme="majorHAnsi" w:cstheme="majorBidi" w:eastAsiaTheme="majorEastAsia" w:hAnsiTheme="majorHAnsi"/>
-      <w:sz w:val="56"/>
-      <w:szCs w:val="56"/>
+      <w:sz w:val="44"/>
+      <w:szCs w:val="44"/>
     </w:rPr>
   </w:style>
   <w:style w:customStyle="1" w:styleId="TitleChar" w:type="character">
@@ -7538,8 +7714,8 @@
     <w:rsid w:val="00A10FD9"/>
     <w:rPr>
       <w:rFonts w:asciiTheme="majorHAnsi" w:cstheme="majorBidi" w:eastAsiaTheme="majorEastAsia" w:hAnsiTheme="majorHAnsi"/>
-      <w:sz w:val="56"/>
-      <w:szCs w:val="56"/>
+      <w:sz w:val="44"/>
+      <w:szCs w:val="44"/>
     </w:rPr>
   </w:style>
   <w:style w:styleId="Subtitle" w:type="paragraph">
@@ -7661,8 +7837,8 @@
     <w:rPr>
       <w:rFonts w:asciiTheme="majorHAnsi" w:cstheme="majorBidi" w:eastAsiaTheme="majorEastAsia" w:hAnsiTheme="majorHAnsi"/>
       <w:color w:themeColor="accent1" w:themeShade="BF" w:val="0F4761"/>
-      <w:sz w:val="40"/>
-      <w:szCs w:val="40"/>
+      <w:sz w:val="32"/>
+      <w:szCs w:val="32"/>
     </w:rPr>
   </w:style>
   <w:style w:styleId="Heading2" w:type="paragraph">
@@ -7852,8 +8028,8 @@
     <w:rPr>
       <w:rFonts w:asciiTheme="majorHAnsi" w:cstheme="majorBidi" w:eastAsiaTheme="majorEastAsia" w:hAnsiTheme="majorHAnsi"/>
       <w:color w:themeColor="accent1" w:themeShade="BF" w:val="0F4761"/>
-      <w:sz w:val="40"/>
-      <w:szCs w:val="40"/>
+      <w:sz w:val="32"/>
+      <w:szCs w:val="32"/>
     </w:rPr>
   </w:style>
   <w:style w:customStyle="1" w:styleId="Heading2Char" w:type="character">
